--- a/assignment-1-web-introduction.docx
+++ b/assignment-1-web-introduction.docx
@@ -4,7 +4,7 @@
   <w:body>
     <w:p>
       <w:pPr>
-        <w:pStyle w:val="Titlu1"/>
+        <w:pStyle w:val="Heading1"/>
       </w:pPr>
       <w:r>
         <w:t>Web Introduction</w:t>
@@ -12,7 +12,7 @@
     </w:p>
     <w:p>
       <w:pPr>
-        <w:pStyle w:val="Titlu2"/>
+        <w:pStyle w:val="Heading2"/>
       </w:pPr>
       <w:r>
         <w:t>Assignment 1</w:t>
@@ -21,7 +21,7 @@
     <w:p>
       <w:r>
         <w:rPr>
-          <w:rStyle w:val="Titlu3Caracter"/>
+          <w:rStyle w:val="Heading3Char"/>
         </w:rPr>
         <w:t>Obiectiv</w:t>
       </w:r>
@@ -73,7 +73,7 @@
     <w:p/>
     <w:p>
       <w:pPr>
-        <w:pStyle w:val="Titlu3"/>
+        <w:pStyle w:val="Heading3"/>
         <w:numPr>
           <w:ilvl w:val="0"/>
           <w:numId w:val="2"/>
@@ -219,7 +219,11 @@
             <w:vAlign w:val="center"/>
             <w:hideMark/>
           </w:tcPr>
-          <w:p/>
+          <w:p>
+            <w:r>
+              <w:t>https</w:t>
+            </w:r>
+          </w:p>
         </w:tc>
       </w:tr>
       <w:tr>
@@ -245,7 +249,25 @@
             <w:vAlign w:val="center"/>
             <w:hideMark/>
           </w:tcPr>
-          <w:p/>
+          <w:p>
+            <w:pPr>
+              <w:rPr>
+                <w:lang w:val="it-IT"/>
+              </w:rPr>
+            </w:pPr>
+            <w:r>
+              <w:rPr>
+                <w:lang w:val="it-IT"/>
+              </w:rPr>
+              <w:t>Mozilla.org cu subdomeniul d</w:t>
+            </w:r>
+            <w:r>
+              <w:rPr>
+                <w:lang w:val="it-IT"/>
+              </w:rPr>
+              <w:t>evelopers</w:t>
+            </w:r>
+          </w:p>
         </w:tc>
       </w:tr>
       <w:tr>
@@ -271,7 +293,11 @@
             <w:vAlign w:val="center"/>
             <w:hideMark/>
           </w:tcPr>
-          <w:p/>
+          <w:p>
+            <w:r>
+              <w:t>en-US/docs/Web/Accessibility/</w:t>
+            </w:r>
+          </w:p>
         </w:tc>
       </w:tr>
       <w:tr>
@@ -297,7 +323,11 @@
             <w:vAlign w:val="center"/>
             <w:hideMark/>
           </w:tcPr>
-          <w:p/>
+          <w:p>
+            <w:r>
+              <w:t>ARIA</w:t>
+            </w:r>
+          </w:p>
         </w:tc>
       </w:tr>
       <w:tr>
@@ -323,14 +353,18 @@
             <w:vAlign w:val="center"/>
             <w:hideMark/>
           </w:tcPr>
-          <w:p/>
+          <w:p>
+            <w:r>
+              <w:t>reference</w:t>
+            </w:r>
+          </w:p>
         </w:tc>
       </w:tr>
     </w:tbl>
     <w:p/>
     <w:p>
       <w:pPr>
-        <w:pStyle w:val="Titlu3"/>
+        <w:pStyle w:val="Heading3"/>
         <w:numPr>
           <w:ilvl w:val="0"/>
           <w:numId w:val="2"/>
@@ -548,7 +582,11 @@
             <w:vAlign w:val="center"/>
             <w:hideMark/>
           </w:tcPr>
-          <w:p/>
+          <w:p>
+            <w:r>
+              <w:t>wikipedia.org</w:t>
+            </w:r>
+          </w:p>
         </w:tc>
       </w:tr>
       <w:tr>
@@ -573,7 +611,11 @@
             <w:vAlign w:val="center"/>
             <w:hideMark/>
           </w:tcPr>
-          <w:p/>
+          <w:p>
+            <w:r>
+              <w:t>185.15.59.224</w:t>
+            </w:r>
+          </w:p>
         </w:tc>
       </w:tr>
       <w:tr>
@@ -598,7 +640,11 @@
             <w:vAlign w:val="center"/>
             <w:hideMark/>
           </w:tcPr>
-          <w:p/>
+          <w:p>
+            <w:r>
+              <w:t>192.168.1.1</w:t>
+            </w:r>
+          </w:p>
         </w:tc>
       </w:tr>
     </w:tbl>
@@ -633,62 +679,129 @@
       </w:r>
     </w:p>
     <w:p>
-      <w:r>
+      <w:pPr>
+        <w:rPr>
+          <w:lang w:val="fr-FR"/>
+        </w:rPr>
+      </w:pPr>
+      <w:r>
+        <w:rPr>
+          <w:lang w:val="fr-FR"/>
+        </w:rPr>
         <w:t xml:space="preserve">De ce folosim </w:t>
       </w:r>
       <w:r>
         <w:rPr>
           <w:b/>
           <w:bCs/>
+          <w:lang w:val="fr-FR"/>
         </w:rPr>
         <w:t>DNS</w:t>
       </w:r>
       <w:r>
+        <w:rPr>
+          <w:lang w:val="fr-FR"/>
+        </w:rPr>
         <w:t xml:space="preserve"> </w:t>
       </w:r>
       <w:r>
+        <w:rPr>
+          <w:lang w:val="fr-FR"/>
+        </w:rPr>
         <w:t>i</w:t>
       </w:r>
       <w:r>
+        <w:rPr>
+          <w:lang w:val="fr-FR"/>
+        </w:rPr>
         <w:t>n loc s</w:t>
       </w:r>
       <w:r>
+        <w:rPr>
+          <w:lang w:val="fr-FR"/>
+        </w:rPr>
         <w:t>a</w:t>
       </w:r>
       <w:r>
+        <w:rPr>
+          <w:lang w:val="fr-FR"/>
+        </w:rPr>
         <w:t xml:space="preserve"> acces</w:t>
       </w:r>
       <w:r>
+        <w:rPr>
+          <w:lang w:val="fr-FR"/>
+        </w:rPr>
         <w:t>a</w:t>
       </w:r>
       <w:r>
+        <w:rPr>
+          <w:lang w:val="fr-FR"/>
+        </w:rPr>
         <w:t>m site-urile direct prin IP?</w:t>
       </w:r>
     </w:p>
     <w:p>
-      <w:r>
+      <w:pPr>
+        <w:rPr>
+          <w:lang w:val="fr-FR"/>
+        </w:rPr>
+      </w:pPr>
+      <w:r>
+        <w:rPr>
+          <w:lang w:val="fr-FR"/>
+        </w:rPr>
         <w:t>R</w:t>
       </w:r>
       <w:r>
+        <w:rPr>
+          <w:lang w:val="fr-FR"/>
+        </w:rPr>
         <w:t>a</w:t>
       </w:r>
       <w:r>
+        <w:rPr>
+          <w:lang w:val="fr-FR"/>
+        </w:rPr>
         <w:t>spuns:</w:t>
       </w:r>
     </w:p>
     <w:p>
-      <w:r>
-        <w:t>____________________________________________________</w:t>
-      </w:r>
-      <w:r>
+      <w:pPr>
+        <w:rPr>
+          <w:lang w:val="fr-FR"/>
+        </w:rPr>
+      </w:pPr>
+      <w:r>
+        <w:rPr>
+          <w:lang w:val="fr-FR"/>
+        </w:rPr>
+        <w:t>Avantajele utilizării unui DNS în aport cu adresa Ip I sunt multiple:</w:t>
+      </w:r>
+      <w:r>
+        <w:rPr>
+          <w:lang w:val="fr-FR"/>
+        </w:rPr>
         <w:br/>
-        <w:t>____________________________________________________</w:t>
-      </w:r>
-    </w:p>
-    <w:p/>
-    <w:p>
-      <w:pPr>
-        <w:pStyle w:val="Titlu3"/>
+        <w:t>1.accesul rapid și s</w:t>
+      </w:r>
+      <w:r>
+        <w:rPr>
+          <w:lang w:val="fr-FR"/>
+        </w:rPr>
+        <w:t xml:space="preserve">implu exact la resursa dorită 2 nu este necesar să memorăm ip-uri lungi și complicate și se evită confuzia sau ruscul unei erori umane. </w:t>
+      </w:r>
+    </w:p>
+    <w:p>
+      <w:pPr>
+        <w:rPr>
+          <w:lang w:val="fr-FR"/>
+        </w:rPr>
+      </w:pPr>
+    </w:p>
+    <w:p>
+      <w:pPr>
+        <w:pStyle w:val="Heading3"/>
         <w:numPr>
           <w:ilvl w:val="0"/>
           <w:numId w:val="2"/>
@@ -701,7 +814,7 @@
     <w:p/>
     <w:p>
       <w:pPr>
-        <w:pStyle w:val="Listparagraf"/>
+        <w:pStyle w:val="ListParagraph"/>
         <w:numPr>
           <w:ilvl w:val="0"/>
           <w:numId w:val="3"/>
@@ -719,7 +832,7 @@
     </w:p>
     <w:p>
       <w:pPr>
-        <w:pStyle w:val="Listparagraf"/>
+        <w:pStyle w:val="ListParagraph"/>
         <w:numPr>
           <w:ilvl w:val="0"/>
           <w:numId w:val="3"/>
@@ -738,7 +851,7 @@
     </w:p>
     <w:p>
       <w:pPr>
-        <w:pStyle w:val="Listparagraf"/>
+        <w:pStyle w:val="ListParagraph"/>
         <w:numPr>
           <w:ilvl w:val="0"/>
           <w:numId w:val="3"/>
@@ -820,8 +933,8 @@
         <w:tblLook w:val="04A0" w:firstRow="1" w:lastRow="0" w:firstColumn="1" w:lastColumn="0" w:noHBand="0" w:noVBand="1"/>
       </w:tblPr>
       <w:tblGrid>
-        <w:gridCol w:w="1876"/>
-        <w:gridCol w:w="7649"/>
+        <w:gridCol w:w="1019"/>
+        <w:gridCol w:w="23483"/>
       </w:tblGrid>
       <w:tr>
         <w:trPr>
@@ -895,7 +1008,11 @@
             <w:vAlign w:val="center"/>
             <w:hideMark/>
           </w:tcPr>
-          <w:p/>
+          <w:p>
+            <w:r>
+              <w:t>https://digitalstack.ro/?utm_source=google&amp;utm_medium=cpc&amp;utm_campaign=22313387902&amp;gad_source=1&amp;gad_campaignid=22313387902&amp;gbraid=0AAAAACaYEr13M6nwHbpCfYRmkGB4d8SiI&amp;gclid=EAIaIQobChMIl6q6uu-WkwMVXKaDBx1pkjgnEAAYASAAEgKjj_D_BwE</w:t>
+            </w:r>
+          </w:p>
         </w:tc>
       </w:tr>
       <w:tr>
@@ -920,7 +1037,11 @@
             <w:vAlign w:val="center"/>
             <w:hideMark/>
           </w:tcPr>
-          <w:p/>
+          <w:p>
+            <w:r>
+              <w:t>GET</w:t>
+            </w:r>
+          </w:p>
         </w:tc>
       </w:tr>
       <w:tr>
@@ -935,6 +1056,7 @@
           </w:tcPr>
           <w:p>
             <w:r>
+              <w:lastRenderedPageBreak/>
               <w:t>Status Code</w:t>
             </w:r>
           </w:p>
@@ -945,7 +1067,11 @@
             <w:vAlign w:val="center"/>
             <w:hideMark/>
           </w:tcPr>
-          <w:p/>
+          <w:p>
+            <w:r>
+              <w:t>200</w:t>
+            </w:r>
+          </w:p>
         </w:tc>
       </w:tr>
       <w:tr>
@@ -970,7 +1096,11 @@
             <w:vAlign w:val="center"/>
             <w:hideMark/>
           </w:tcPr>
-          <w:p/>
+          <w:p>
+            <w:r>
+              <w:t>text/html; charset=utf-8</w:t>
+            </w:r>
+          </w:p>
         </w:tc>
       </w:tr>
       <w:tr>
@@ -995,14 +1125,18 @@
             <w:vAlign w:val="center"/>
             <w:hideMark/>
           </w:tcPr>
-          <w:p/>
+          <w:p>
+            <w:r>
+              <w:t>sffe</w:t>
+            </w:r>
+          </w:p>
         </w:tc>
       </w:tr>
     </w:tbl>
     <w:p/>
     <w:p>
       <w:pPr>
-        <w:pStyle w:val="Titlu3"/>
+        <w:pStyle w:val="Heading3"/>
         <w:numPr>
           <w:ilvl w:val="0"/>
           <w:numId w:val="3"/>
@@ -1013,19 +1147,39 @@
       </w:r>
     </w:p>
     <w:p>
-      <w:r>
+      <w:pPr>
+        <w:rPr>
+          <w:lang w:val="it-IT"/>
+        </w:rPr>
+      </w:pPr>
+      <w:r>
+        <w:rPr>
+          <w:lang w:val="it-IT"/>
+        </w:rPr>
         <w:t>Identific</w:t>
       </w:r>
       <w:r>
+        <w:rPr>
+          <w:lang w:val="it-IT"/>
+        </w:rPr>
         <w:t>a</w:t>
       </w:r>
       <w:r>
+        <w:rPr>
+          <w:lang w:val="it-IT"/>
+        </w:rPr>
         <w:t xml:space="preserve"> categoria pentru urm</w:t>
       </w:r>
       <w:r>
+        <w:rPr>
+          <w:lang w:val="it-IT"/>
+        </w:rPr>
         <w:t>a</w:t>
       </w:r>
       <w:r>
+        <w:rPr>
+          <w:lang w:val="it-IT"/>
+        </w:rPr>
         <w:t>toarele coduri:</w:t>
       </w:r>
     </w:p>
@@ -1125,7 +1279,11 @@
             <w:vAlign w:val="center"/>
             <w:hideMark/>
           </w:tcPr>
-          <w:p/>
+          <w:p>
+            <w:r>
+              <w:t>Success</w:t>
+            </w:r>
+          </w:p>
         </w:tc>
       </w:tr>
       <w:tr>
@@ -1150,7 +1308,11 @@
             <w:vAlign w:val="center"/>
             <w:hideMark/>
           </w:tcPr>
-          <w:p/>
+          <w:p>
+            <w:r>
+              <w:t>Permanent redirect</w:t>
+            </w:r>
+          </w:p>
         </w:tc>
       </w:tr>
       <w:tr>
@@ -1175,7 +1337,11 @@
             <w:vAlign w:val="center"/>
             <w:hideMark/>
           </w:tcPr>
-          <w:p/>
+          <w:p>
+            <w:r>
+              <w:t>Page not found</w:t>
+            </w:r>
+          </w:p>
         </w:tc>
       </w:tr>
       <w:tr>
@@ -1200,7 +1366,11 @@
             <w:vAlign w:val="center"/>
             <w:hideMark/>
           </w:tcPr>
-          <w:p/>
+          <w:p>
+            <w:r>
+              <w:t>Internal server error</w:t>
+            </w:r>
+          </w:p>
         </w:tc>
       </w:tr>
     </w:tbl>
@@ -1264,13 +1434,13 @@
     </w:p>
     <w:p>
       <w:r>
-        <w:t>____________________________________________________</w:t>
+        <w:t>Access forbiden, adică userul nu are permisiunea necesară pentru a accesa o anume resursă.</w:t>
       </w:r>
     </w:p>
     <w:p/>
     <w:p>
       <w:pPr>
-        <w:pStyle w:val="Titlu3"/>
+        <w:pStyle w:val="Heading3"/>
         <w:numPr>
           <w:ilvl w:val="0"/>
           <w:numId w:val="3"/>
@@ -1311,7 +1481,14 @@
     </w:p>
     <w:p>
       <w:r>
-        <w:t>____________________________________________________</w:t>
+        <w:t xml:space="preserve">Termenul de când este utilizat în IT în diverse contexte. Acesta poate definii atât un terminal de pe care se inițiază un request cât și o instanță/ interfață a unei aplicații dar indiferent de </w:t>
+      </w:r>
+      <w:r>
+        <w:lastRenderedPageBreak/>
+        <w:t>contextul ales, clientul este cel care in</w:t>
+      </w:r>
+      <w:r>
+        <w:t xml:space="preserve">ițiază comunicarea cu un server printrun request și urmează să primească sau să trimită pachete de date către un server, ca răspuns </w:t>
       </w:r>
     </w:p>
     <w:p>
@@ -1331,15 +1508,37 @@
       <w:r>
         <w:t>?</w:t>
       </w:r>
-    </w:p>
-    <w:p>
-      <w:r>
-        <w:t>____________________________________________________</w:t>
-      </w:r>
-    </w:p>
-    <w:p>
-      <w:r>
-        <w:t xml:space="preserve">3️⃣ </w:t>
+      <w:r>
+        <w:br/>
+      </w:r>
+      <w:r>
+        <w:br/>
+      </w:r>
+      <w:r>
+        <w:t xml:space="preserve">Serverul este un coputer, un sistem central pe care sunt stocate fișierele </w:t>
+      </w:r>
+      <w:r>
+        <w:t>nec</w:t>
+      </w:r>
+      <w:r>
+        <w:t xml:space="preserve">esare pe parte de back-end pentru funcționarea unei aplicații. </w:t>
+      </w:r>
+      <w:r>
+        <w:t>De aici sunt administrate, stocate și executate sau expediate către client anumite procese și date legate de logica de business sau cea de date</w:t>
+      </w:r>
+      <w:r>
+        <w:t>.</w:t>
+      </w:r>
+    </w:p>
+    <w:p>
+      <w:r>
+        <w:t>3</w:t>
+      </w:r>
+      <w:r>
+        <w:t>️</w:t>
+      </w:r>
+      <w:r>
+        <w:t xml:space="preserve">⃣ </w:t>
       </w:r>
       <w:r>
         <w:t>D</w:t>
@@ -1363,81 +1562,160 @@
     </w:p>
     <w:p>
       <w:r>
-        <w:t>____________________________________________________</w:t>
+        <w:t xml:space="preserve">Un site web precum google.com care preia requestul de la utilizator cu anumite queries și trimite de pe server </w:t>
+      </w:r>
+      <w:r>
+        <w:t xml:space="preserve">către client anumite rezultate ce urmează a fi afișate în SERP. </w:t>
       </w:r>
     </w:p>
     <w:p/>
     <w:p>
       <w:pPr>
-        <w:pStyle w:val="Titlu3"/>
+        <w:pStyle w:val="Heading3"/>
         <w:numPr>
           <w:ilvl w:val="0"/>
           <w:numId w:val="3"/>
         </w:numPr>
-      </w:pPr>
-      <w:r>
+        <w:rPr>
+          <w:lang w:val="it-IT"/>
+        </w:rPr>
+      </w:pPr>
+      <w:r>
+        <w:rPr>
+          <w:lang w:val="it-IT"/>
+        </w:rPr>
         <w:t>Controlul versionarii in programare (si nu numai)</w:t>
       </w:r>
     </w:p>
     <w:p>
-      <w:r>
-        <w:t>Explic</w:t>
-      </w:r>
-      <w:r>
-        <w:t>a</w:t>
-      </w:r>
-      <w:r>
-        <w:t xml:space="preserve"> pe scurt:</w:t>
-      </w:r>
-    </w:p>
-    <w:p>
-      <w:r>
-        <w:t xml:space="preserve">1️⃣ </w:t>
-      </w:r>
-      <w:r>
-        <w:t xml:space="preserve">Ce este </w:t>
+      <w:pPr>
+        <w:rPr>
+          <w:lang w:val="it-IT"/>
+        </w:rPr>
+      </w:pPr>
+      <w:r>
+        <w:rPr>
+          <w:lang w:val="it-IT"/>
+        </w:rPr>
+        <w:t>Explica pe scurt:</w:t>
+      </w:r>
+    </w:p>
+    <w:p>
+      <w:pPr>
+        <w:rPr>
+          <w:lang w:val="it-IT"/>
+        </w:rPr>
+      </w:pPr>
+      <w:r>
+        <w:rPr>
+          <w:lang w:val="it-IT"/>
+        </w:rPr>
+        <w:t>1</w:t>
+      </w:r>
+      <w:r>
+        <w:t>️</w:t>
+      </w:r>
+      <w:r>
+        <w:rPr>
+          <w:lang w:val="it-IT"/>
+        </w:rPr>
+        <w:t xml:space="preserve">⃣ Ce este </w:t>
       </w:r>
       <w:r>
         <w:rPr>
           <w:b/>
           <w:bCs/>
+          <w:lang w:val="it-IT"/>
         </w:rPr>
         <w:t>Git</w:t>
       </w:r>
       <w:r>
+        <w:rPr>
+          <w:lang w:val="it-IT"/>
+        </w:rPr>
         <w:t>?</w:t>
       </w:r>
     </w:p>
     <w:p>
-      <w:r>
-        <w:lastRenderedPageBreak/>
-        <w:t>____________________________________________________</w:t>
-      </w:r>
-    </w:p>
-    <w:p>
-      <w:r>
-        <w:t xml:space="preserve">2️⃣ </w:t>
-      </w:r>
-      <w:r>
-        <w:t xml:space="preserve">Ce este </w:t>
+      <w:pPr>
+        <w:rPr>
+          <w:lang w:val="it-IT"/>
+        </w:rPr>
+      </w:pPr>
+      <w:r>
+        <w:rPr>
+          <w:lang w:val="it-IT"/>
+        </w:rPr>
+        <w:t>Un sistem distribuit de control al versiuni prin care putem istoricul schimbărilor realizate la snumite fișiere, putem partaja sursele cu unul sau mai mulți colegi și putem contribui simultan la realizarea unor anuume taskuri fara a mai pierde timp și efort prin creerea de arhive, mailuri sau alte mijloace de partajare terțe. De asemenea lucrând împreună putem coopera contribuind la același proiect plasat într-un repo și astfel cu anumite reguli de bune practici evităm sau solu</w:t>
+      </w:r>
+      <w:r>
+        <w:rPr>
+          <w:lang w:val="it-IT"/>
+        </w:rPr>
+        <w:t>șionpm mai rapid eventualele erori sau conflicte de cod.</w:t>
+      </w:r>
+    </w:p>
+    <w:p>
+      <w:pPr>
+        <w:rPr>
+          <w:lang w:val="it-IT"/>
+        </w:rPr>
+      </w:pPr>
+      <w:r>
+        <w:rPr>
+          <w:lang w:val="it-IT"/>
+        </w:rPr>
+        <w:t>2</w:t>
+      </w:r>
+      <w:r>
+        <w:t>️</w:t>
+      </w:r>
+      <w:r>
+        <w:rPr>
+          <w:lang w:val="it-IT"/>
+        </w:rPr>
+        <w:t xml:space="preserve">⃣ Ce este </w:t>
       </w:r>
       <w:r>
         <w:rPr>
           <w:b/>
           <w:bCs/>
+          <w:lang w:val="it-IT"/>
         </w:rPr>
         <w:t>Github</w:t>
       </w:r>
       <w:r>
+        <w:rPr>
+          <w:lang w:val="it-IT"/>
+        </w:rPr>
         <w:t>?</w:t>
       </w:r>
     </w:p>
     <w:p>
-      <w:r>
-        <w:t>____________________________________________________</w:t>
-      </w:r>
-    </w:p>
-    <w:p/>
+      <w:pPr>
+        <w:rPr>
+          <w:lang w:val="it-IT"/>
+        </w:rPr>
+      </w:pPr>
+      <w:r>
+        <w:rPr>
+          <w:lang w:val="it-IT"/>
+        </w:rPr>
+        <w:t xml:space="preserve">GitHub este una diintre platformele web care folosesc tehnologia de version control Git. </w:t>
+      </w:r>
+      <w:r>
+        <w:rPr>
+          <w:lang w:val="it-IT"/>
+        </w:rPr>
+        <w:t>Din informațiile mele aceasta este cea mai mare librărie de c</w:t>
+      </w:r>
+      <w:r>
+        <w:rPr>
+          <w:lang w:val="it-IT"/>
+        </w:rPr>
+        <w:t>oduri din lume și este momentan deținută de Microsoft.</w:t>
+      </w:r>
+    </w:p>
     <w:sectPr>
       <w:pgSz w:w="12240" w:h="15840"/>
       <w:pgMar w:top="1440" w:right="1440" w:bottom="1440" w:left="1440" w:header="720" w:footer="720" w:gutter="0"/>
@@ -2158,11 +2436,11 @@
       <w:noProof/>
     </w:rPr>
   </w:style>
-  <w:style w:type="paragraph" w:styleId="Titlu1">
+  <w:style w:type="paragraph" w:styleId="Heading1">
     <w:name w:val="heading 1"/>
     <w:basedOn w:val="Normal"/>
     <w:next w:val="Normal"/>
-    <w:link w:val="Titlu1Caracter"/>
+    <w:link w:val="Heading1Char"/>
     <w:uiPriority w:val="9"/>
     <w:qFormat/>
     <w:rsid w:val="00066D58"/>
@@ -2179,11 +2457,11 @@
       <w:szCs w:val="40"/>
     </w:rPr>
   </w:style>
-  <w:style w:type="paragraph" w:styleId="Titlu2">
+  <w:style w:type="paragraph" w:styleId="Heading2">
     <w:name w:val="heading 2"/>
     <w:basedOn w:val="Normal"/>
     <w:next w:val="Normal"/>
-    <w:link w:val="Titlu2Caracter"/>
+    <w:link w:val="Heading2Char"/>
     <w:uiPriority w:val="9"/>
     <w:unhideWhenUsed/>
     <w:qFormat/>
@@ -2201,11 +2479,11 @@
       <w:szCs w:val="32"/>
     </w:rPr>
   </w:style>
-  <w:style w:type="paragraph" w:styleId="Titlu3">
+  <w:style w:type="paragraph" w:styleId="Heading3">
     <w:name w:val="heading 3"/>
     <w:basedOn w:val="Normal"/>
     <w:next w:val="Normal"/>
-    <w:link w:val="Titlu3Caracter"/>
+    <w:link w:val="Heading3Char"/>
     <w:uiPriority w:val="9"/>
     <w:unhideWhenUsed/>
     <w:qFormat/>
@@ -2223,11 +2501,11 @@
       <w:szCs w:val="28"/>
     </w:rPr>
   </w:style>
-  <w:style w:type="paragraph" w:styleId="Titlu4">
+  <w:style w:type="paragraph" w:styleId="Heading4">
     <w:name w:val="heading 4"/>
     <w:basedOn w:val="Normal"/>
     <w:next w:val="Normal"/>
-    <w:link w:val="Titlu4Caracter"/>
+    <w:link w:val="Heading4Char"/>
     <w:uiPriority w:val="9"/>
     <w:semiHidden/>
     <w:unhideWhenUsed/>
@@ -2246,11 +2524,11 @@
       <w:color w:val="0F4761" w:themeColor="accent1" w:themeShade="BF"/>
     </w:rPr>
   </w:style>
-  <w:style w:type="paragraph" w:styleId="Titlu5">
+  <w:style w:type="paragraph" w:styleId="Heading5">
     <w:name w:val="heading 5"/>
     <w:basedOn w:val="Normal"/>
     <w:next w:val="Normal"/>
-    <w:link w:val="Titlu5Caracter"/>
+    <w:link w:val="Heading5Char"/>
     <w:uiPriority w:val="9"/>
     <w:semiHidden/>
     <w:unhideWhenUsed/>
@@ -2267,11 +2545,11 @@
       <w:color w:val="0F4761" w:themeColor="accent1" w:themeShade="BF"/>
     </w:rPr>
   </w:style>
-  <w:style w:type="paragraph" w:styleId="Titlu6">
+  <w:style w:type="paragraph" w:styleId="Heading6">
     <w:name w:val="heading 6"/>
     <w:basedOn w:val="Normal"/>
     <w:next w:val="Normal"/>
-    <w:link w:val="Titlu6Caracter"/>
+    <w:link w:val="Heading6Char"/>
     <w:uiPriority w:val="9"/>
     <w:semiHidden/>
     <w:unhideWhenUsed/>
@@ -2290,11 +2568,11 @@
       <w:color w:val="595959" w:themeColor="text1" w:themeTint="A6"/>
     </w:rPr>
   </w:style>
-  <w:style w:type="paragraph" w:styleId="Titlu7">
+  <w:style w:type="paragraph" w:styleId="Heading7">
     <w:name w:val="heading 7"/>
     <w:basedOn w:val="Normal"/>
     <w:next w:val="Normal"/>
-    <w:link w:val="Titlu7Caracter"/>
+    <w:link w:val="Heading7Char"/>
     <w:uiPriority w:val="9"/>
     <w:semiHidden/>
     <w:unhideWhenUsed/>
@@ -2311,11 +2589,11 @@
       <w:color w:val="595959" w:themeColor="text1" w:themeTint="A6"/>
     </w:rPr>
   </w:style>
-  <w:style w:type="paragraph" w:styleId="Titlu8">
+  <w:style w:type="paragraph" w:styleId="Heading8">
     <w:name w:val="heading 8"/>
     <w:basedOn w:val="Normal"/>
     <w:next w:val="Normal"/>
-    <w:link w:val="Titlu8Caracter"/>
+    <w:link w:val="Heading8Char"/>
     <w:uiPriority w:val="9"/>
     <w:semiHidden/>
     <w:unhideWhenUsed/>
@@ -2334,11 +2612,11 @@
       <w:color w:val="272727" w:themeColor="text1" w:themeTint="D8"/>
     </w:rPr>
   </w:style>
-  <w:style w:type="paragraph" w:styleId="Titlu9">
+  <w:style w:type="paragraph" w:styleId="Heading9">
     <w:name w:val="heading 9"/>
     <w:basedOn w:val="Normal"/>
     <w:next w:val="Normal"/>
-    <w:link w:val="Titlu9Caracter"/>
+    <w:link w:val="Heading9Char"/>
     <w:uiPriority w:val="9"/>
     <w:semiHidden/>
     <w:unhideWhenUsed/>
@@ -2355,13 +2633,12 @@
       <w:color w:val="272727" w:themeColor="text1" w:themeTint="D8"/>
     </w:rPr>
   </w:style>
-  <w:style w:type="character" w:default="1" w:styleId="Fontdeparagrafimplicit">
+  <w:style w:type="character" w:default="1" w:styleId="DefaultParagraphFont">
     <w:name w:val="Default Paragraph Font"/>
     <w:uiPriority w:val="1"/>
-    <w:semiHidden/>
     <w:unhideWhenUsed/>
   </w:style>
-  <w:style w:type="table" w:default="1" w:styleId="TabelNormal">
+  <w:style w:type="table" w:default="1" w:styleId="TableNormal">
     <w:name w:val="Normal Table"/>
     <w:uiPriority w:val="99"/>
     <w:semiHidden/>
@@ -2376,16 +2653,16 @@
       </w:tblCellMar>
     </w:tblPr>
   </w:style>
-  <w:style w:type="numbering" w:default="1" w:styleId="FrListare">
+  <w:style w:type="numbering" w:default="1" w:styleId="NoList">
     <w:name w:val="No List"/>
     <w:uiPriority w:val="99"/>
     <w:semiHidden/>
     <w:unhideWhenUsed/>
   </w:style>
-  <w:style w:type="character" w:customStyle="1" w:styleId="Titlu1Caracter">
-    <w:name w:val="Titlu 1 Caracter"/>
-    <w:basedOn w:val="Fontdeparagrafimplicit"/>
-    <w:link w:val="Titlu1"/>
+  <w:style w:type="character" w:customStyle="1" w:styleId="Heading1Char">
+    <w:name w:val="Heading 1 Char"/>
+    <w:basedOn w:val="DefaultParagraphFont"/>
+    <w:link w:val="Heading1"/>
     <w:uiPriority w:val="9"/>
     <w:rsid w:val="00066D58"/>
     <w:rPr>
@@ -2395,10 +2672,10 @@
       <w:szCs w:val="40"/>
     </w:rPr>
   </w:style>
-  <w:style w:type="character" w:customStyle="1" w:styleId="Titlu2Caracter">
-    <w:name w:val="Titlu 2 Caracter"/>
-    <w:basedOn w:val="Fontdeparagrafimplicit"/>
-    <w:link w:val="Titlu2"/>
+  <w:style w:type="character" w:customStyle="1" w:styleId="Heading2Char">
+    <w:name w:val="Heading 2 Char"/>
+    <w:basedOn w:val="DefaultParagraphFont"/>
+    <w:link w:val="Heading2"/>
     <w:uiPriority w:val="9"/>
     <w:rsid w:val="00066D58"/>
     <w:rPr>
@@ -2408,10 +2685,10 @@
       <w:szCs w:val="32"/>
     </w:rPr>
   </w:style>
-  <w:style w:type="character" w:customStyle="1" w:styleId="Titlu3Caracter">
-    <w:name w:val="Titlu 3 Caracter"/>
-    <w:basedOn w:val="Fontdeparagrafimplicit"/>
-    <w:link w:val="Titlu3"/>
+  <w:style w:type="character" w:customStyle="1" w:styleId="Heading3Char">
+    <w:name w:val="Heading 3 Char"/>
+    <w:basedOn w:val="DefaultParagraphFont"/>
+    <w:link w:val="Heading3"/>
     <w:uiPriority w:val="9"/>
     <w:rsid w:val="00066D58"/>
     <w:rPr>
@@ -2421,10 +2698,10 @@
       <w:szCs w:val="28"/>
     </w:rPr>
   </w:style>
-  <w:style w:type="character" w:customStyle="1" w:styleId="Titlu4Caracter">
-    <w:name w:val="Titlu 4 Caracter"/>
-    <w:basedOn w:val="Fontdeparagrafimplicit"/>
-    <w:link w:val="Titlu4"/>
+  <w:style w:type="character" w:customStyle="1" w:styleId="Heading4Char">
+    <w:name w:val="Heading 4 Char"/>
+    <w:basedOn w:val="DefaultParagraphFont"/>
+    <w:link w:val="Heading4"/>
     <w:uiPriority w:val="9"/>
     <w:semiHidden/>
     <w:rsid w:val="00066D58"/>
@@ -2435,10 +2712,10 @@
       <w:color w:val="0F4761" w:themeColor="accent1" w:themeShade="BF"/>
     </w:rPr>
   </w:style>
-  <w:style w:type="character" w:customStyle="1" w:styleId="Titlu5Caracter">
-    <w:name w:val="Titlu 5 Caracter"/>
-    <w:basedOn w:val="Fontdeparagrafimplicit"/>
-    <w:link w:val="Titlu5"/>
+  <w:style w:type="character" w:customStyle="1" w:styleId="Heading5Char">
+    <w:name w:val="Heading 5 Char"/>
+    <w:basedOn w:val="DefaultParagraphFont"/>
+    <w:link w:val="Heading5"/>
     <w:uiPriority w:val="9"/>
     <w:semiHidden/>
     <w:rsid w:val="00066D58"/>
@@ -2447,10 +2724,10 @@
       <w:color w:val="0F4761" w:themeColor="accent1" w:themeShade="BF"/>
     </w:rPr>
   </w:style>
-  <w:style w:type="character" w:customStyle="1" w:styleId="Titlu6Caracter">
-    <w:name w:val="Titlu 6 Caracter"/>
-    <w:basedOn w:val="Fontdeparagrafimplicit"/>
-    <w:link w:val="Titlu6"/>
+  <w:style w:type="character" w:customStyle="1" w:styleId="Heading6Char">
+    <w:name w:val="Heading 6 Char"/>
+    <w:basedOn w:val="DefaultParagraphFont"/>
+    <w:link w:val="Heading6"/>
     <w:uiPriority w:val="9"/>
     <w:semiHidden/>
     <w:rsid w:val="00066D58"/>
@@ -2461,10 +2738,10 @@
       <w:color w:val="595959" w:themeColor="text1" w:themeTint="A6"/>
     </w:rPr>
   </w:style>
-  <w:style w:type="character" w:customStyle="1" w:styleId="Titlu7Caracter">
-    <w:name w:val="Titlu 7 Caracter"/>
-    <w:basedOn w:val="Fontdeparagrafimplicit"/>
-    <w:link w:val="Titlu7"/>
+  <w:style w:type="character" w:customStyle="1" w:styleId="Heading7Char">
+    <w:name w:val="Heading 7 Char"/>
+    <w:basedOn w:val="DefaultParagraphFont"/>
+    <w:link w:val="Heading7"/>
     <w:uiPriority w:val="9"/>
     <w:semiHidden/>
     <w:rsid w:val="00066D58"/>
@@ -2473,10 +2750,10 @@
       <w:color w:val="595959" w:themeColor="text1" w:themeTint="A6"/>
     </w:rPr>
   </w:style>
-  <w:style w:type="character" w:customStyle="1" w:styleId="Titlu8Caracter">
-    <w:name w:val="Titlu 8 Caracter"/>
-    <w:basedOn w:val="Fontdeparagrafimplicit"/>
-    <w:link w:val="Titlu8"/>
+  <w:style w:type="character" w:customStyle="1" w:styleId="Heading8Char">
+    <w:name w:val="Heading 8 Char"/>
+    <w:basedOn w:val="DefaultParagraphFont"/>
+    <w:link w:val="Heading8"/>
     <w:uiPriority w:val="9"/>
     <w:semiHidden/>
     <w:rsid w:val="00066D58"/>
@@ -2487,10 +2764,10 @@
       <w:color w:val="272727" w:themeColor="text1" w:themeTint="D8"/>
     </w:rPr>
   </w:style>
-  <w:style w:type="character" w:customStyle="1" w:styleId="Titlu9Caracter">
-    <w:name w:val="Titlu 9 Caracter"/>
-    <w:basedOn w:val="Fontdeparagrafimplicit"/>
-    <w:link w:val="Titlu9"/>
+  <w:style w:type="character" w:customStyle="1" w:styleId="Heading9Char">
+    <w:name w:val="Heading 9 Char"/>
+    <w:basedOn w:val="DefaultParagraphFont"/>
+    <w:link w:val="Heading9"/>
     <w:uiPriority w:val="9"/>
     <w:semiHidden/>
     <w:rsid w:val="00066D58"/>
@@ -2499,11 +2776,11 @@
       <w:color w:val="272727" w:themeColor="text1" w:themeTint="D8"/>
     </w:rPr>
   </w:style>
-  <w:style w:type="paragraph" w:styleId="Titlu">
+  <w:style w:type="paragraph" w:styleId="Title">
     <w:name w:val="Title"/>
     <w:basedOn w:val="Normal"/>
     <w:next w:val="Normal"/>
-    <w:link w:val="TitluCaracter"/>
+    <w:link w:val="TitleChar"/>
     <w:uiPriority w:val="10"/>
     <w:qFormat/>
     <w:rsid w:val="00066D58"/>
@@ -2519,10 +2796,10 @@
       <w:szCs w:val="56"/>
     </w:rPr>
   </w:style>
-  <w:style w:type="character" w:customStyle="1" w:styleId="TitluCaracter">
-    <w:name w:val="Titlu Caracter"/>
-    <w:basedOn w:val="Fontdeparagrafimplicit"/>
-    <w:link w:val="Titlu"/>
+  <w:style w:type="character" w:customStyle="1" w:styleId="TitleChar">
+    <w:name w:val="Title Char"/>
+    <w:basedOn w:val="DefaultParagraphFont"/>
+    <w:link w:val="Title"/>
     <w:uiPriority w:val="10"/>
     <w:rsid w:val="00066D58"/>
     <w:rPr>
@@ -2533,11 +2810,11 @@
       <w:szCs w:val="56"/>
     </w:rPr>
   </w:style>
-  <w:style w:type="paragraph" w:styleId="Subtitlu">
+  <w:style w:type="paragraph" w:styleId="Subtitle">
     <w:name w:val="Subtitle"/>
     <w:basedOn w:val="Normal"/>
     <w:next w:val="Normal"/>
-    <w:link w:val="SubtitluCaracter"/>
+    <w:link w:val="SubtitleChar"/>
     <w:uiPriority w:val="11"/>
     <w:qFormat/>
     <w:rsid w:val="00066D58"/>
@@ -2554,10 +2831,10 @@
       <w:szCs w:val="28"/>
     </w:rPr>
   </w:style>
-  <w:style w:type="character" w:customStyle="1" w:styleId="SubtitluCaracter">
-    <w:name w:val="Subtitlu Caracter"/>
-    <w:basedOn w:val="Fontdeparagrafimplicit"/>
-    <w:link w:val="Subtitlu"/>
+  <w:style w:type="character" w:customStyle="1" w:styleId="SubtitleChar">
+    <w:name w:val="Subtitle Char"/>
+    <w:basedOn w:val="DefaultParagraphFont"/>
+    <w:link w:val="Subtitle"/>
     <w:uiPriority w:val="11"/>
     <w:rsid w:val="00066D58"/>
     <w:rPr>
@@ -2568,11 +2845,11 @@
       <w:szCs w:val="28"/>
     </w:rPr>
   </w:style>
-  <w:style w:type="paragraph" w:styleId="Citat">
+  <w:style w:type="paragraph" w:styleId="Quote">
     <w:name w:val="Quote"/>
     <w:basedOn w:val="Normal"/>
     <w:next w:val="Normal"/>
-    <w:link w:val="CitatCaracter"/>
+    <w:link w:val="QuoteChar"/>
     <w:uiPriority w:val="29"/>
     <w:qFormat/>
     <w:rsid w:val="00066D58"/>
@@ -2586,10 +2863,10 @@
       <w:color w:val="404040" w:themeColor="text1" w:themeTint="BF"/>
     </w:rPr>
   </w:style>
-  <w:style w:type="character" w:customStyle="1" w:styleId="CitatCaracter">
-    <w:name w:val="Citat Caracter"/>
-    <w:basedOn w:val="Fontdeparagrafimplicit"/>
-    <w:link w:val="Citat"/>
+  <w:style w:type="character" w:customStyle="1" w:styleId="QuoteChar">
+    <w:name w:val="Quote Char"/>
+    <w:basedOn w:val="DefaultParagraphFont"/>
+    <w:link w:val="Quote"/>
     <w:uiPriority w:val="29"/>
     <w:rsid w:val="00066D58"/>
     <w:rPr>
@@ -2598,7 +2875,7 @@
       <w:color w:val="404040" w:themeColor="text1" w:themeTint="BF"/>
     </w:rPr>
   </w:style>
-  <w:style w:type="paragraph" w:styleId="Listparagraf">
+  <w:style w:type="paragraph" w:styleId="ListParagraph">
     <w:name w:val="List Paragraph"/>
     <w:basedOn w:val="Normal"/>
     <w:uiPriority w:val="34"/>
@@ -2609,9 +2886,9 @@
       <w:contextualSpacing/>
     </w:pPr>
   </w:style>
-  <w:style w:type="character" w:styleId="Accentuareintens">
+  <w:style w:type="character" w:styleId="IntenseEmphasis">
     <w:name w:val="Intense Emphasis"/>
-    <w:basedOn w:val="Fontdeparagrafimplicit"/>
+    <w:basedOn w:val="DefaultParagraphFont"/>
     <w:uiPriority w:val="21"/>
     <w:qFormat/>
     <w:rsid w:val="00066D58"/>
@@ -2621,11 +2898,11 @@
       <w:color w:val="0F4761" w:themeColor="accent1" w:themeShade="BF"/>
     </w:rPr>
   </w:style>
-  <w:style w:type="paragraph" w:styleId="Citatintens">
+  <w:style w:type="paragraph" w:styleId="IntenseQuote">
     <w:name w:val="Intense Quote"/>
     <w:basedOn w:val="Normal"/>
     <w:next w:val="Normal"/>
-    <w:link w:val="CitatintensCaracter"/>
+    <w:link w:val="IntenseQuoteChar"/>
     <w:uiPriority w:val="30"/>
     <w:qFormat/>
     <w:rsid w:val="00066D58"/>
@@ -2644,10 +2921,10 @@
       <w:color w:val="0F4761" w:themeColor="accent1" w:themeShade="BF"/>
     </w:rPr>
   </w:style>
-  <w:style w:type="character" w:customStyle="1" w:styleId="CitatintensCaracter">
-    <w:name w:val="Citat intens Caracter"/>
-    <w:basedOn w:val="Fontdeparagrafimplicit"/>
-    <w:link w:val="Citatintens"/>
+  <w:style w:type="character" w:customStyle="1" w:styleId="IntenseQuoteChar">
+    <w:name w:val="Intense Quote Char"/>
+    <w:basedOn w:val="DefaultParagraphFont"/>
+    <w:link w:val="IntenseQuote"/>
     <w:uiPriority w:val="30"/>
     <w:rsid w:val="00066D58"/>
     <w:rPr>
@@ -2656,9 +2933,9 @@
       <w:color w:val="0F4761" w:themeColor="accent1" w:themeShade="BF"/>
     </w:rPr>
   </w:style>
-  <w:style w:type="character" w:styleId="Referireintens">
+  <w:style w:type="character" w:styleId="IntenseReference">
     <w:name w:val="Intense Reference"/>
-    <w:basedOn w:val="Fontdeparagrafimplicit"/>
+    <w:basedOn w:val="DefaultParagraphFont"/>
     <w:uiPriority w:val="32"/>
     <w:qFormat/>
     <w:rsid w:val="00066D58"/>
@@ -2672,7 +2949,7 @@
   </w:style>
   <w:style w:type="character" w:styleId="Hyperlink">
     <w:name w:val="Hyperlink"/>
-    <w:basedOn w:val="Fontdeparagrafimplicit"/>
+    <w:basedOn w:val="DefaultParagraphFont"/>
     <w:uiPriority w:val="99"/>
     <w:unhideWhenUsed/>
     <w:rsid w:val="00066D58"/>
@@ -2681,9 +2958,9 @@
       <w:u w:val="single"/>
     </w:rPr>
   </w:style>
-  <w:style w:type="character" w:styleId="MeniuneNerezolvat">
+  <w:style w:type="character" w:styleId="UnresolvedMention">
     <w:name w:val="Unresolved Mention"/>
-    <w:basedOn w:val="Fontdeparagrafimplicit"/>
+    <w:basedOn w:val="DefaultParagraphFont"/>
     <w:uiPriority w:val="99"/>
     <w:semiHidden/>
     <w:unhideWhenUsed/>
@@ -2691,6 +2968,18 @@
     <w:rPr>
       <w:color w:val="605E5C"/>
       <w:shd w:val="clear" w:color="auto" w:fill="E1DFDD"/>
+    </w:rPr>
+  </w:style>
+  <w:style w:type="character" w:styleId="FollowedHyperlink">
+    <w:name w:val="FollowedHyperlink"/>
+    <w:basedOn w:val="DefaultParagraphFont"/>
+    <w:uiPriority w:val="99"/>
+    <w:semiHidden/>
+    <w:unhideWhenUsed/>
+    <w:rsid w:val="003E3197"/>
+    <w:rPr>
+      <w:color w:val="96607D" w:themeColor="followedHyperlink"/>
+      <w:u w:val="single"/>
     </w:rPr>
   </w:style>
 </w:styles>
